--- a/Part I - Foundations/Module 1/Student_Submission_Module1.docx
+++ b/Part I - Foundations/Module 1/Student_Submission_Module1.docx
@@ -85,12 +85,6 @@
         <w:gridCol w:w="9360"/>
       </w:tblGrid>
       <w:tr>
-        <w:tblPrEx>
-          <w:tblCellMar>
-            <w:top w:w="0" w:type="dxa"/>
-            <w:bottom w:w="0" w:type="dxa"/>
-          </w:tblCellMar>
-        </w:tblPrEx>
         <w:trPr>
           <w:cantSplit/>
         </w:trPr>
@@ -209,12 +203,6 @@
         <w:gridCol w:w="2000"/>
       </w:tblGrid>
       <w:tr>
-        <w:tblPrEx>
-          <w:tblCellMar>
-            <w:top w:w="0" w:type="dxa"/>
-            <w:bottom w:w="0" w:type="dxa"/>
-          </w:tblCellMar>
-        </w:tblPrEx>
         <w:trPr>
           <w:tblHeader/>
         </w:trPr>
@@ -356,12 +344,6 @@
         </w:tc>
       </w:tr>
       <w:tr>
-        <w:tblPrEx>
-          <w:tblCellMar>
-            <w:top w:w="0" w:type="dxa"/>
-            <w:bottom w:w="0" w:type="dxa"/>
-          </w:tblCellMar>
-        </w:tblPrEx>
         <w:tc>
           <w:tcPr>
             <w:tcW w:w="2600" w:type="dxa"/>
@@ -456,12 +438,6 @@
         </w:tc>
       </w:tr>
       <w:tr>
-        <w:tblPrEx>
-          <w:tblCellMar>
-            <w:top w:w="0" w:type="dxa"/>
-            <w:bottom w:w="0" w:type="dxa"/>
-          </w:tblCellMar>
-        </w:tblPrEx>
         <w:tc>
           <w:tcPr>
             <w:tcW w:w="2600" w:type="dxa"/>
@@ -556,12 +532,6 @@
         </w:tc>
       </w:tr>
       <w:tr>
-        <w:tblPrEx>
-          <w:tblCellMar>
-            <w:top w:w="0" w:type="dxa"/>
-            <w:bottom w:w="0" w:type="dxa"/>
-          </w:tblCellMar>
-        </w:tblPrEx>
         <w:tc>
           <w:tcPr>
             <w:tcW w:w="2600" w:type="dxa"/>
@@ -656,12 +626,6 @@
         </w:tc>
       </w:tr>
       <w:tr>
-        <w:tblPrEx>
-          <w:tblCellMar>
-            <w:top w:w="0" w:type="dxa"/>
-            <w:bottom w:w="0" w:type="dxa"/>
-          </w:tblCellMar>
-        </w:tblPrEx>
         <w:tc>
           <w:tcPr>
             <w:tcW w:w="2600" w:type="dxa"/>
@@ -756,12 +720,6 @@
         </w:tc>
       </w:tr>
       <w:tr>
-        <w:tblPrEx>
-          <w:tblCellMar>
-            <w:top w:w="0" w:type="dxa"/>
-            <w:bottom w:w="0" w:type="dxa"/>
-          </w:tblCellMar>
-        </w:tblPrEx>
         <w:tc>
           <w:tcPr>
             <w:tcW w:w="2600" w:type="dxa"/>
@@ -865,21 +823,12 @@
       <w:pPr>
         <w:spacing w:before="30" w:after="80" w:line="360" w:lineRule="auto"/>
       </w:pPr>
-      <w:proofErr w:type="spellStart"/>
       <w:r>
         <w:rPr>
           <w:b/>
           <w:bCs/>
         </w:rPr>
-        <w:t>nRF</w:t>
-      </w:r>
-      <w:proofErr w:type="spellEnd"/>
-      <w:r>
-        <w:rPr>
-          <w:b/>
-          <w:bCs/>
-        </w:rPr>
-        <w:t xml:space="preserve"> Connect screenshot of discovered services (</w:t>
+        <w:t>nRF Connect screenshot of discovered services (</w:t>
       </w:r>
       <w:r>
         <w:rPr>
@@ -1070,7 +1019,13 @@
         <w:t>health data</w:t>
       </w:r>
       <w:r>
-        <w:t>, which characteristic would expose it to any unpaired peer as configured — and which single change prevents it?</w:t>
+        <w:t>, which characteristic would expose it to any unpaired peer as configured</w:t>
+      </w:r>
+      <w:r>
+        <w:t xml:space="preserve"> </w:t>
+      </w:r>
+      <w:r>
+        <w:t>and which single change prevents it?</w:t>
       </w:r>
     </w:p>
     <w:p>
